--- a/privacy_policy.docx
+++ b/privacy_policy.docx
@@ -49,7 +49,7 @@
     </w:p>
     <w:p>
       <w:r>
-        <w:t>Contact: davidr@ringotap.xyz</w:t>
+        <w:t>Contact: davidr@paywithringo.com</w:t>
         <w:br/>
       </w:r>
     </w:p>
